--- a/Assignment 13.docx
+++ b/Assignment 13.docx
@@ -43,7 +43,33 @@
           <w:szCs w:val="28"/>
           <w:lang w:val="en-US" w:eastAsia="en-IN"/>
         </w:rPr>
-        <w:t xml:space="preserve">What is Index?(Index saved in database like “database </w:t>
+        <w:t>What is Index?</w:t>
+      </w:r>
+      <w:r>
+        <w:rPr>
+          <w:sz w:val="28"/>
+          <w:szCs w:val="28"/>
+          <w:lang w:val="en-US" w:eastAsia="en-IN"/>
+        </w:rPr>
+        <w:t xml:space="preserve"> </w:t>
+      </w:r>
+      <w:proofErr w:type="gramStart"/>
+      <w:r>
+        <w:rPr>
+          <w:sz w:val="28"/>
+          <w:szCs w:val="28"/>
+          <w:lang w:val="en-US" w:eastAsia="en-IN"/>
+        </w:rPr>
+        <w:t>(</w:t>
+      </w:r>
+      <w:proofErr w:type="gramEnd"/>
+      <w:r>
+        <w:rPr>
+          <w:sz w:val="28"/>
+          <w:szCs w:val="28"/>
+          <w:lang w:val="en-US" w:eastAsia="en-IN"/>
+        </w:rPr>
+        <w:t xml:space="preserve">Index saved in database like “database </w:t>
       </w:r>
       <w:proofErr w:type="spellStart"/>
       <w:r>
@@ -187,25 +213,39 @@
           <w:szCs w:val="28"/>
           <w:lang w:val="en-US" w:eastAsia="en-IN"/>
         </w:rPr>
-        <w:t xml:space="preserve">Without </w:t>
-      </w:r>
-      <w:proofErr w:type="spellStart"/>
-      <w:r>
-        <w:rPr>
-          <w:sz w:val="28"/>
-          <w:szCs w:val="28"/>
-          <w:lang w:val="en-US" w:eastAsia="en-IN"/>
-        </w:rPr>
-        <w:t>index→SAP</w:t>
-      </w:r>
-      <w:proofErr w:type="spellEnd"/>
-      <w:r>
-        <w:rPr>
-          <w:sz w:val="28"/>
-          <w:szCs w:val="28"/>
-          <w:lang w:val="en-US" w:eastAsia="en-IN"/>
-        </w:rPr>
-        <w:t xml:space="preserve"> scans all records</w:t>
+        <w:t>Without index</w:t>
+      </w:r>
+      <w:r>
+        <w:rPr>
+          <w:sz w:val="28"/>
+          <w:szCs w:val="28"/>
+          <w:lang w:val="en-US" w:eastAsia="en-IN"/>
+        </w:rPr>
+        <w:t xml:space="preserve"> </w:t>
+      </w:r>
+      <w:r>
+        <w:rPr>
+          <w:sz w:val="28"/>
+          <w:szCs w:val="28"/>
+          <w:lang w:val="en-US" w:eastAsia="en-IN"/>
+        </w:rPr>
+        <w:t>→</w:t>
+      </w:r>
+      <w:r>
+        <w:rPr>
+          <w:sz w:val="28"/>
+          <w:szCs w:val="28"/>
+          <w:lang w:val="en-US" w:eastAsia="en-IN"/>
+        </w:rPr>
+        <w:t xml:space="preserve"> </w:t>
+      </w:r>
+      <w:r>
+        <w:rPr>
+          <w:sz w:val="28"/>
+          <w:szCs w:val="28"/>
+          <w:lang w:val="en-US" w:eastAsia="en-IN"/>
+        </w:rPr>
+        <w:t>SAP scans all records</w:t>
       </w:r>
     </w:p>
     <w:p>
@@ -450,6 +490,7 @@
       </w:r>
       <w:r>
         <w:rPr>
+          <w:noProof/>
           <w:highlight w:val="yellow"/>
           <w:lang w:val="en-US" w:eastAsia="en-IN"/>
         </w:rPr>
@@ -515,7 +556,25 @@
           <w:szCs w:val="28"/>
           <w:lang w:val="en-US" w:eastAsia="en-IN"/>
         </w:rPr>
-        <w:t>Types of Index:</w:t>
+        <w:t xml:space="preserve">Types of </w:t>
+      </w:r>
+      <w:proofErr w:type="gramStart"/>
+      <w:r>
+        <w:rPr>
+          <w:sz w:val="28"/>
+          <w:szCs w:val="28"/>
+          <w:lang w:val="en-US" w:eastAsia="en-IN"/>
+        </w:rPr>
+        <w:t>Index</w:t>
+      </w:r>
+      <w:proofErr w:type="gramEnd"/>
+      <w:r>
+        <w:rPr>
+          <w:sz w:val="28"/>
+          <w:szCs w:val="28"/>
+          <w:lang w:val="en-US" w:eastAsia="en-IN"/>
+        </w:rPr>
+        <w:t>:</w:t>
       </w:r>
     </w:p>
     <w:p>
@@ -3860,6 +3919,7 @@
   <w:style w:type="character" w:default="1" w:styleId="DefaultParagraphFont">
     <w:name w:val="Default Paragraph Font"/>
     <w:uiPriority w:val="1"/>
+    <w:semiHidden/>
     <w:unhideWhenUsed/>
   </w:style>
   <w:style w:type="table" w:default="1" w:styleId="TableNormal">
